--- a/LogiData ACRF Methodology.docx
+++ b/LogiData ACRF Methodology.docx
@@ -114,7 +114,7 @@
         <w:spacing w:after="100"/>
       </w:pPr>
       <w:r>
-        <w:t>Capital-Constrained Weighting: rather than optimizing purely for service level, the ACRF jointly weights service level against a client-specific working-capital ceiling, producing a recommended safety-stock band rather than a single target figure.</w:t>
+        <w:t>Iterative Forecast-Error Correction: after each forecast period, the rolling MAPE adjusts the confidence-discount factor c(n), so a client’s safety-stock recommendation becomes more precise as forecast accuracy improves, a feedback loop that is absent when the two calculations are run separately.</w:t>
       </w:r>
     </w:p>
     <w:p>

--- a/LogiData ACRF Methodology.docx
+++ b/LogiData ACRF Methodology.docx
@@ -58,7 +58,7 @@
         <w:jc w:val="left"/>
       </w:pPr>
       <w:r>
-        <w:t>I built the ACRF by combining three components I used and refined in my professional work: dynamic safety-stock calculation, iterative forecast-error correction, and capacity-allocation scoring. I brought these together into a single, weighted composite framework calibrated for organizations with limited historical data, smaller SKU counts, and constrained working capital. The ACRF is the analytical core of the services LogiData Analytics Solutions LLC provides to its clients.</w:t>
+        <w:t>I built the ACRF by combining three components I used and refined in my professional work: dynamic safety-stock calculation, iterative forecast-error correction, and capacity-allocation scoring. I brought these together into a single, weighted composite framework calibrated for organizations with limited historical data, smaller SKU counts, and constrained working capital. The ACRF is the analytical core of the services LogiData Analytics Solutions LLC will provide to its clients.</w:t>
       </w:r>
     </w:p>
     <w:p>
@@ -538,8 +538,8 @@
       <w:pPr>
         <w:pBdr>
           <w:top w:val="single" w:color="999999" w:sz="6"/>
+          <w:left w:val="single" w:color="999999" w:sz="6"/>
           <w:bottom w:val="single" w:color="999999" w:sz="6"/>
-          <w:left w:val="single" w:color="999999" w:sz="6"/>
           <w:right w:val="single" w:color="999999" w:sz="6"/>
         </w:pBdr>
         <w:shd w:fill="F2F2F2" w:val="clear"/>
@@ -560,7 +560,7 @@
         <w:jc w:val="left"/>
       </w:pPr>
       <w:r>
-        <w:t>I scoped the analysis to simulate what a typical SME engagement would look like. I filtered to U.S. Consumer-segment orders only (12,432 orders), selected the five highest-volume product categories, and limited the time window to 147 observation days. This is well below the 730-day enterprise benchmark I use in the c(n) function, which is the whole point: the ACRF is designed for exactly this kind of data-sparse environment.</w:t>
+        <w:t>I scoped the analysis to simulate what a typical SME engagement would look like. I filtered to U.S. Consumer-segment orders only (12,432 order records), selected the five highest-volume product categories (7,596 records), and limited the time window to 147 observation days. This is well below the 730-day enterprise benchmark I use in the c(n) function, which is the whole point: the ACRF is designed for exactly this kind of data-sparse environment.</w:t>
       </w:r>
     </w:p>
     <w:p>
@@ -625,7 +625,7 @@
         <w:spacing w:after="100"/>
       </w:pPr>
       <w:r>
-        <w:t>Fishing (avg $399.98/unit): Classical 25.6 units vs. ACRF-adjusted 19.4 units. Capital freed: $2,480. This was the highest-impact category because of the high unit cost, which is exactly the kind of SKU where over-allocating safety stock hurts an SME the most.</w:t>
+        <w:t>Fishing (avg $399.98/unit): Classical 25.5 units vs. ACRF-adjusted 19.3 units. Capital freed: $2,480. This was the highest-impact category because of the high unit cost, which is exactly the kind of SKU where over-allocating safety stock hurts an SME the most.</w:t>
       </w:r>
     </w:p>
     <w:p>
@@ -695,7 +695,7 @@
       <w:r>
         <w:drawing>
           <wp:inline xmlns:a="http://schemas.openxmlformats.org/drawingml/2006/main" xmlns:pic="http://schemas.openxmlformats.org/drawingml/2006/picture">
-            <wp:extent cx="5943600" cy="8876499"/>
+            <wp:extent cx="5943600" cy="8046720"/>
             <wp:docPr id="1" name="Picture 1"/>
             <wp:cNvGraphicFramePr>
               <a:graphicFrameLocks noChangeAspect="1"/>
@@ -716,7 +716,7 @@
                   <pic:spPr>
                     <a:xfrm>
                       <a:off x="0" y="0"/>
-                      <a:ext cx="5943600" cy="8876499"/>
+                      <a:ext cx="5943600" cy="8046720"/>
                     </a:xfrm>
                     <a:prstGeom prst="rect"/>
                   </pic:spPr>
@@ -1224,11 +1224,17 @@
         <w:br/>
         <w:t xml:space="preserve">    </w:t>
         <w:br/>
-        <w:t xml:space="preserve">    ccrs = (w_util * utilization_efficiency +</w:t>
-        <w:br/>
-        <w:t xml:space="preserve">            w_forecast * forecast_reliability +</w:t>
-        <w:br/>
-        <w:t xml:space="preserve">            w_disruption * disruption_exposure)</w:t>
+        <w:t xml:space="preserve">    # Each weighted component is reported to one decimal place, and the score is</w:t>
+        <w:br/>
+        <w:t xml:space="preserve">    # the sum of those reported components, so the score always equals its parts.</w:t>
+        <w:br/>
+        <w:t xml:space="preserve">    utilization_component = round(w_util * utilization_efficiency, 1)</w:t>
+        <w:br/>
+        <w:t xml:space="preserve">    forecast_component = round(w_forecast * forecast_reliability, 1)</w:t>
+        <w:br/>
+        <w:t xml:space="preserve">    disruption_component = round(w_disruption * disruption_exposure, 1)</w:t>
+        <w:br/>
+        <w:t xml:space="preserve">    ccrs = round(utilization_component + forecast_component + disruption_component, 1)</w:t>
         <w:br/>
         <w:t xml:space="preserve">    </w:t>
         <w:br/>
@@ -1248,13 +1254,13 @@
         <w:br/>
         <w:t xml:space="preserve">    return {</w:t>
         <w:br/>
-        <w:t xml:space="preserve">        'ccrs_score': round(ccrs, 1),</w:t>
-        <w:br/>
-        <w:t xml:space="preserve">        'utilization_component': round(w_util * utilization_efficiency, 1),</w:t>
-        <w:br/>
-        <w:t xml:space="preserve">        'forecast_component': round(w_forecast * forecast_reliability, 1),</w:t>
-        <w:br/>
-        <w:t xml:space="preserve">        'disruption_component': round(w_disruption * disruption_exposure, 1),</w:t>
+        <w:t xml:space="preserve">        'ccrs_score': ccrs,</w:t>
+        <w:br/>
+        <w:t xml:space="preserve">        'utilization_component': utilization_component,</w:t>
+        <w:br/>
+        <w:t xml:space="preserve">        'forecast_component': forecast_component,</w:t>
+        <w:br/>
+        <w:t xml:space="preserve">        'disruption_component': disruption_component,</w:t>
         <w:br/>
         <w:t xml:space="preserve">        'risk_category': category</w:t>
         <w:br/>
